--- a/Bachelor_Diploma.docx
+++ b/Bachelor_Diploma.docx
@@ -1196,7 +1196,7 @@
                     </pic:cNvPicPr>
                   </pic:nvPicPr>
                   <pic:blipFill rotWithShape="1">
-                    <a:blip r:embed="rId6" cstate="print">
+                    <a:blip r:embed="rId7" cstate="print">
                       <a:extLst>
                         <a:ext uri="{28A0092B-C50C-407E-A947-70E740481C1C}">
                           <a14:useLocalDpi xmlns:a14="http://schemas.microsoft.com/office/drawing/2010/main" val="0"/>
@@ -1688,7 +1688,7 @@
                     <pic:cNvPicPr/>
                   </pic:nvPicPr>
                   <pic:blipFill>
-                    <a:blip r:embed="rId7"/>
+                    <a:blip r:embed="rId8"/>
                     <a:stretch>
                       <a:fillRect/>
                     </a:stretch>
@@ -2750,7 +2750,7 @@
                     <pic:cNvPicPr/>
                   </pic:nvPicPr>
                   <pic:blipFill>
-                    <a:blip r:embed="rId8"/>
+                    <a:blip r:embed="rId9"/>
                     <a:stretch>
                       <a:fillRect/>
                     </a:stretch>
@@ -3112,7 +3112,7 @@
                     <pic:cNvPicPr/>
                   </pic:nvPicPr>
                   <pic:blipFill>
-                    <a:blip r:embed="rId9"/>
+                    <a:blip r:embed="rId10"/>
                     <a:stretch>
                       <a:fillRect/>
                     </a:stretch>
@@ -3381,7 +3381,7 @@
                     <pic:cNvPicPr/>
                   </pic:nvPicPr>
                   <pic:blipFill>
-                    <a:blip r:embed="rId10"/>
+                    <a:blip r:embed="rId11"/>
                     <a:stretch>
                       <a:fillRect/>
                     </a:stretch>
@@ -3507,7 +3507,7 @@
                     <pic:cNvPicPr/>
                   </pic:nvPicPr>
                   <pic:blipFill>
-                    <a:blip r:embed="rId11"/>
+                    <a:blip r:embed="rId12"/>
                     <a:stretch>
                       <a:fillRect/>
                     </a:stretch>
@@ -3668,7 +3668,7 @@
                     <pic:cNvPicPr/>
                   </pic:nvPicPr>
                   <pic:blipFill>
-                    <a:blip r:embed="rId12"/>
+                    <a:blip r:embed="rId13"/>
                     <a:stretch>
                       <a:fillRect/>
                     </a:stretch>
@@ -4826,7 +4826,7 @@
                     <pic:cNvPicPr/>
                   </pic:nvPicPr>
                   <pic:blipFill>
-                    <a:blip r:embed="rId13"/>
+                    <a:blip r:embed="rId14"/>
                     <a:stretch>
                       <a:fillRect/>
                     </a:stretch>
@@ -5200,7 +5200,7 @@
                     <pic:cNvPicPr/>
                   </pic:nvPicPr>
                   <pic:blipFill rotWithShape="1">
-                    <a:blip r:embed="rId14"/>
+                    <a:blip r:embed="rId15"/>
                     <a:srcRect b="19498"/>
                     <a:stretch>
                       <a:fillRect/>
@@ -5635,7 +5635,7 @@
                     <pic:cNvPicPr/>
                   </pic:nvPicPr>
                   <pic:blipFill>
-                    <a:blip r:embed="rId15"/>
+                    <a:blip r:embed="rId16"/>
                     <a:stretch>
                       <a:fillRect/>
                     </a:stretch>
@@ -6345,7 +6345,7 @@
                     <pic:cNvPicPr/>
                   </pic:nvPicPr>
                   <pic:blipFill>
-                    <a:blip r:embed="rId16"/>
+                    <a:blip r:embed="rId17"/>
                     <a:stretch>
                       <a:fillRect/>
                     </a:stretch>
@@ -6810,7 +6810,7 @@
                     <pic:cNvPicPr/>
                   </pic:nvPicPr>
                   <pic:blipFill rotWithShape="1">
-                    <a:blip r:embed="rId17"/>
+                    <a:blip r:embed="rId18"/>
                     <a:srcRect b="19770"/>
                     <a:stretch>
                       <a:fillRect/>
@@ -7086,7 +7086,7 @@
                     <pic:cNvPicPr/>
                   </pic:nvPicPr>
                   <pic:blipFill>
-                    <a:blip r:embed="rId18"/>
+                    <a:blip r:embed="rId19"/>
                     <a:stretch>
                       <a:fillRect/>
                     </a:stretch>
@@ -9382,7 +9382,7 @@
                     <pic:cNvPicPr/>
                   </pic:nvPicPr>
                   <pic:blipFill>
-                    <a:blip r:embed="rId19"/>
+                    <a:blip r:embed="rId20"/>
                     <a:stretch>
                       <a:fillRect/>
                     </a:stretch>
@@ -10465,7 +10465,7 @@
                     <pic:cNvPicPr/>
                   </pic:nvPicPr>
                   <pic:blipFill>
-                    <a:blip r:embed="rId20"/>
+                    <a:blip r:embed="rId21"/>
                     <a:stretch>
                       <a:fillRect/>
                     </a:stretch>
@@ -10910,7 +10910,7 @@
                     <pic:cNvPicPr/>
                   </pic:nvPicPr>
                   <pic:blipFill rotWithShape="1">
-                    <a:blip r:embed="rId21"/>
+                    <a:blip r:embed="rId22"/>
                     <a:srcRect t="1422" b="-1"/>
                     <a:stretch>
                       <a:fillRect/>
@@ -11274,7 +11274,7 @@
                     </pic:cNvPicPr>
                   </pic:nvPicPr>
                   <pic:blipFill rotWithShape="1">
-                    <a:blip r:embed="rId22">
+                    <a:blip r:embed="rId23">
                       <a:extLst>
                         <a:ext uri="{28A0092B-C50C-407E-A947-70E740481C1C}">
                           <a14:useLocalDpi xmlns:a14="http://schemas.microsoft.com/office/drawing/2010/main" val="0"/>
@@ -11782,7 +11782,7 @@
                     </pic:cNvPicPr>
                   </pic:nvPicPr>
                   <pic:blipFill rotWithShape="1">
-                    <a:blip r:embed="rId23" cstate="print">
+                    <a:blip r:embed="rId24" cstate="print">
                       <a:extLst>
                         <a:ext uri="{28A0092B-C50C-407E-A947-70E740481C1C}">
                           <a14:useLocalDpi xmlns:a14="http://schemas.microsoft.com/office/drawing/2010/main" val="0"/>
@@ -12112,7 +12112,7 @@
                     <pic:cNvPicPr/>
                   </pic:nvPicPr>
                   <pic:blipFill>
-                    <a:blip r:embed="rId24"/>
+                    <a:blip r:embed="rId25"/>
                     <a:stretch>
                       <a:fillRect/>
                     </a:stretch>
@@ -12998,7 +12998,7 @@
                     <pic:cNvPicPr/>
                   </pic:nvPicPr>
                   <pic:blipFill>
-                    <a:blip r:embed="rId25"/>
+                    <a:blip r:embed="rId26"/>
                     <a:stretch>
                       <a:fillRect/>
                     </a:stretch>
@@ -14261,7 +14261,7 @@
                     <pic:cNvPicPr/>
                   </pic:nvPicPr>
                   <pic:blipFill>
-                    <a:blip r:embed="rId26"/>
+                    <a:blip r:embed="rId27"/>
                     <a:stretch>
                       <a:fillRect/>
                     </a:stretch>
@@ -14722,7 +14722,7 @@
                     <pic:cNvPicPr/>
                   </pic:nvPicPr>
                   <pic:blipFill>
-                    <a:blip r:embed="rId27"/>
+                    <a:blip r:embed="rId28"/>
                     <a:stretch>
                       <a:fillRect/>
                     </a:stretch>
@@ -14882,7 +14882,7 @@
                     <pic:cNvPicPr/>
                   </pic:nvPicPr>
                   <pic:blipFill>
-                    <a:blip r:embed="rId28"/>
+                    <a:blip r:embed="rId29"/>
                     <a:stretch>
                       <a:fillRect/>
                     </a:stretch>
@@ -15142,7 +15142,7 @@
                     </pic:cNvPicPr>
                   </pic:nvPicPr>
                   <pic:blipFill rotWithShape="1">
-                    <a:blip r:embed="rId29">
+                    <a:blip r:embed="rId30">
                       <a:extLst>
                         <a:ext uri="{28A0092B-C50C-407E-A947-70E740481C1C}">
                           <a14:useLocalDpi xmlns:a14="http://schemas.microsoft.com/office/drawing/2010/main" val="0"/>
@@ -15370,7 +15370,7 @@
                     </pic:cNvPicPr>
                   </pic:nvPicPr>
                   <pic:blipFill rotWithShape="1">
-                    <a:blip r:embed="rId23" cstate="print">
+                    <a:blip r:embed="rId24" cstate="print">
                       <a:extLst>
                         <a:ext uri="{28A0092B-C50C-407E-A947-70E740481C1C}">
                           <a14:useLocalDpi xmlns:a14="http://schemas.microsoft.com/office/drawing/2010/main" val="0"/>
@@ -15643,7 +15643,7 @@
                     <pic:cNvPicPr/>
                   </pic:nvPicPr>
                   <pic:blipFill>
-                    <a:blip r:embed="rId30"/>
+                    <a:blip r:embed="rId31"/>
                     <a:stretch>
                       <a:fillRect/>
                     </a:stretch>
@@ -15822,7 +15822,7 @@
                     </pic:cNvPicPr>
                   </pic:nvPicPr>
                   <pic:blipFill rotWithShape="1">
-                    <a:blip r:embed="rId31" cstate="print">
+                    <a:blip r:embed="rId32" cstate="print">
                       <a:extLst>
                         <a:ext uri="{28A0092B-C50C-407E-A947-70E740481C1C}">
                           <a14:useLocalDpi xmlns:a14="http://schemas.microsoft.com/office/drawing/2010/main" val="0"/>
@@ -17030,7 +17030,7 @@
                     <pic:cNvPicPr/>
                   </pic:nvPicPr>
                   <pic:blipFill>
-                    <a:blip r:embed="rId32"/>
+                    <a:blip r:embed="rId33"/>
                     <a:stretch>
                       <a:fillRect/>
                     </a:stretch>
@@ -19403,7 +19403,7 @@
                     <pic:cNvPicPr/>
                   </pic:nvPicPr>
                   <pic:blipFill>
-                    <a:blip r:embed="rId33"/>
+                    <a:blip r:embed="rId34"/>
                     <a:stretch>
                       <a:fillRect/>
                     </a:stretch>
@@ -19644,7 +19644,7 @@
                     <pic:cNvPicPr/>
                   </pic:nvPicPr>
                   <pic:blipFill>
-                    <a:blip r:embed="rId34"/>
+                    <a:blip r:embed="rId35"/>
                     <a:stretch>
                       <a:fillRect/>
                     </a:stretch>
@@ -19728,7 +19728,7 @@
                     <pic:cNvPicPr/>
                   </pic:nvPicPr>
                   <pic:blipFill>
-                    <a:blip r:embed="rId35"/>
+                    <a:blip r:embed="rId36"/>
                     <a:stretch>
                       <a:fillRect/>
                     </a:stretch>
@@ -19955,7 +19955,7 @@
                     <pic:cNvPicPr/>
                   </pic:nvPicPr>
                   <pic:blipFill>
-                    <a:blip r:embed="rId36"/>
+                    <a:blip r:embed="rId37"/>
                     <a:stretch>
                       <a:fillRect/>
                     </a:stretch>
@@ -20145,7 +20145,7 @@
                     <pic:cNvPicPr/>
                   </pic:nvPicPr>
                   <pic:blipFill>
-                    <a:blip r:embed="rId37"/>
+                    <a:blip r:embed="rId38"/>
                     <a:stretch>
                       <a:fillRect/>
                     </a:stretch>
@@ -20311,7 +20311,7 @@
                     <pic:cNvPicPr/>
                   </pic:nvPicPr>
                   <pic:blipFill>
-                    <a:blip r:embed="rId38"/>
+                    <a:blip r:embed="rId39"/>
                     <a:stretch>
                       <a:fillRect/>
                     </a:stretch>
@@ -20394,7 +20394,7 @@
                     <pic:cNvPicPr/>
                   </pic:nvPicPr>
                   <pic:blipFill>
-                    <a:blip r:embed="rId39"/>
+                    <a:blip r:embed="rId40"/>
                     <a:stretch>
                       <a:fillRect/>
                     </a:stretch>
@@ -20427,79 +20427,13 @@
         <w:rPr>
           <w:rFonts w:ascii="Times New Roman" w:hAnsi="Times New Roman" w:cs="Times New Roman"/>
         </w:rPr>
-        <w:t xml:space="preserve">The </w:t>
-      </w:r>
-      <w:proofErr w:type="spellStart"/>
-      <w:proofErr w:type="gramStart"/>
-      <w:r>
-        <w:rPr>
-          <w:rFonts w:ascii="Times New Roman" w:hAnsi="Times New Roman" w:cs="Times New Roman"/>
-        </w:rPr>
-        <w:t>markVisited</w:t>
-      </w:r>
-      <w:proofErr w:type="spellEnd"/>
-      <w:r>
-        <w:rPr>
-          <w:rFonts w:ascii="Times New Roman" w:hAnsi="Times New Roman" w:cs="Times New Roman"/>
-        </w:rPr>
-        <w:t>(</w:t>
-      </w:r>
-      <w:proofErr w:type="gramEnd"/>
-      <w:r>
-        <w:rPr>
-          <w:rFonts w:ascii="Times New Roman" w:hAnsi="Times New Roman" w:cs="Times New Roman"/>
-        </w:rPr>
-        <w:t xml:space="preserve">) method adds the current cell to the visited cell and the </w:t>
-      </w:r>
-      <w:proofErr w:type="spellStart"/>
-      <w:proofErr w:type="gramStart"/>
-      <w:r>
-        <w:rPr>
-          <w:rFonts w:ascii="Times New Roman" w:hAnsi="Times New Roman" w:cs="Times New Roman"/>
-        </w:rPr>
-        <w:t>gyroTarget</w:t>
-      </w:r>
-      <w:proofErr w:type="spellEnd"/>
-      <w:r>
-        <w:rPr>
-          <w:rFonts w:ascii="Times New Roman" w:hAnsi="Times New Roman" w:cs="Times New Roman"/>
-        </w:rPr>
-        <w:t>(</w:t>
-      </w:r>
-      <w:proofErr w:type="gramEnd"/>
-      <w:r>
-        <w:rPr>
-          <w:rFonts w:ascii="Times New Roman" w:hAnsi="Times New Roman" w:cs="Times New Roman"/>
-        </w:rPr>
-        <w:t>) method returns the expected gyroscope reading for the current heading</w:t>
-      </w:r>
-      <w:r>
-        <w:rPr>
-          <w:rFonts w:ascii="Times New Roman" w:hAnsi="Times New Roman" w:cs="Times New Roman"/>
-        </w:rPr>
-        <w:t xml:space="preserve">. The </w:t>
-      </w:r>
-      <w:proofErr w:type="spellStart"/>
-      <w:proofErr w:type="gramStart"/>
-      <w:r>
-        <w:rPr>
-          <w:rFonts w:ascii="Times New Roman" w:hAnsi="Times New Roman" w:cs="Times New Roman"/>
-        </w:rPr>
-        <w:t>planMove</w:t>
-      </w:r>
-      <w:proofErr w:type="spellEnd"/>
-      <w:r>
-        <w:rPr>
-          <w:rFonts w:ascii="Times New Roman" w:hAnsi="Times New Roman" w:cs="Times New Roman"/>
-        </w:rPr>
-        <w:t>(</w:t>
-      </w:r>
-      <w:proofErr w:type="gramEnd"/>
-      <w:r>
-        <w:rPr>
-          <w:rFonts w:ascii="Times New Roman" w:hAnsi="Times New Roman" w:cs="Times New Roman"/>
-        </w:rPr>
-        <w:t xml:space="preserve">) method is the decision-making function. It receives as parameter the set of directions that are physically open (they are not walls) at the current junction. </w:t>
+        <w:t>The markVisited() method adds the current cell to the visited cell and the gyroTarget() method returns the expected gyroscope reading for the current heading</w:t>
+      </w:r>
+      <w:r>
+        <w:rPr>
+          <w:rFonts w:ascii="Times New Roman" w:hAnsi="Times New Roman" w:cs="Times New Roman"/>
+        </w:rPr>
+        <w:t xml:space="preserve">. The planMove() method is the decision-making function. It receives as parameter the set of directions that are physically open (they are not walls) at the current junction. </w:t>
       </w:r>
       <w:r>
         <w:rPr>
@@ -20609,7 +20543,7 @@
                     <pic:cNvPicPr/>
                   </pic:nvPicPr>
                   <pic:blipFill>
-                    <a:blip r:embed="rId40"/>
+                    <a:blip r:embed="rId41"/>
                     <a:stretch>
                       <a:fillRect/>
                     </a:stretch>
@@ -20647,29 +20581,7 @@
         <w:rPr>
           <w:rFonts w:ascii="Times New Roman" w:hAnsi="Times New Roman" w:cs="Times New Roman"/>
         </w:rPr>
-        <w:t xml:space="preserve">The </w:t>
-      </w:r>
-      <w:proofErr w:type="spellStart"/>
-      <w:proofErr w:type="gramStart"/>
-      <w:r>
-        <w:rPr>
-          <w:rFonts w:ascii="Times New Roman" w:hAnsi="Times New Roman" w:cs="Times New Roman"/>
-        </w:rPr>
-        <w:t>planBacktrack</w:t>
-      </w:r>
-      <w:proofErr w:type="spellEnd"/>
-      <w:r>
-        <w:rPr>
-          <w:rFonts w:ascii="Times New Roman" w:hAnsi="Times New Roman" w:cs="Times New Roman"/>
-        </w:rPr>
-        <w:t>(</w:t>
-      </w:r>
-      <w:proofErr w:type="gramEnd"/>
-      <w:r>
-        <w:rPr>
-          <w:rFonts w:ascii="Times New Roman" w:hAnsi="Times New Roman" w:cs="Times New Roman"/>
-        </w:rPr>
-        <w:t xml:space="preserve">) method </w:t>
+        <w:t xml:space="preserve">The planBacktrack() method </w:t>
       </w:r>
       <w:r>
         <w:rPr>
@@ -20689,71 +20601,11 @@
         </w:rPr>
         <w:t xml:space="preserve">. The </w:t>
       </w:r>
-      <w:proofErr w:type="spellStart"/>
-      <w:proofErr w:type="gramStart"/>
-      <w:r>
-        <w:rPr>
-          <w:rFonts w:ascii="Times New Roman" w:hAnsi="Times New Roman" w:cs="Times New Roman"/>
-        </w:rPr>
-        <w:t>applyTurn</w:t>
-      </w:r>
-      <w:proofErr w:type="spellEnd"/>
-      <w:r>
-        <w:rPr>
-          <w:rFonts w:ascii="Times New Roman" w:hAnsi="Times New Roman" w:cs="Times New Roman"/>
-        </w:rPr>
-        <w:t>(</w:t>
-      </w:r>
-      <w:proofErr w:type="gramEnd"/>
-      <w:r>
-        <w:rPr>
-          <w:rFonts w:ascii="Times New Roman" w:hAnsi="Times New Roman" w:cs="Times New Roman"/>
-        </w:rPr>
-        <w:t xml:space="preserve">) method updates the heading before the physical turn and with </w:t>
-      </w:r>
-      <w:proofErr w:type="spellStart"/>
-      <w:proofErr w:type="gramStart"/>
-      <w:r>
-        <w:rPr>
-          <w:rFonts w:ascii="Times New Roman" w:hAnsi="Times New Roman" w:cs="Times New Roman"/>
-        </w:rPr>
-        <w:t>commitMove</w:t>
-      </w:r>
-      <w:proofErr w:type="spellEnd"/>
-      <w:r>
-        <w:rPr>
-          <w:rFonts w:ascii="Times New Roman" w:hAnsi="Times New Roman" w:cs="Times New Roman"/>
-        </w:rPr>
-        <w:t>(</w:t>
-      </w:r>
-      <w:proofErr w:type="gramEnd"/>
-      <w:r>
-        <w:rPr>
-          <w:rFonts w:ascii="Times New Roman" w:hAnsi="Times New Roman" w:cs="Times New Roman"/>
-        </w:rPr>
-        <w:t xml:space="preserve">) method pushes the current position onto the path stack, sets the coordinates in the heading direction and marks the new cell as visited. When backtracking, the </w:t>
-      </w:r>
-      <w:proofErr w:type="spellStart"/>
-      <w:proofErr w:type="gramStart"/>
-      <w:r>
-        <w:rPr>
-          <w:rFonts w:ascii="Times New Roman" w:hAnsi="Times New Roman" w:cs="Times New Roman"/>
-        </w:rPr>
-        <w:t>commitBacktrack</w:t>
-      </w:r>
-      <w:proofErr w:type="spellEnd"/>
-      <w:r>
-        <w:rPr>
-          <w:rFonts w:ascii="Times New Roman" w:hAnsi="Times New Roman" w:cs="Times New Roman"/>
-        </w:rPr>
-        <w:t>(</w:t>
-      </w:r>
-      <w:proofErr w:type="gramEnd"/>
-      <w:r>
-        <w:rPr>
-          <w:rFonts w:ascii="Times New Roman" w:hAnsi="Times New Roman" w:cs="Times New Roman"/>
-        </w:rPr>
-        <w:t xml:space="preserve">) </w:t>
+      <w:r>
+        <w:rPr>
+          <w:rFonts w:ascii="Times New Roman" w:hAnsi="Times New Roman" w:cs="Times New Roman"/>
+        </w:rPr>
+        <w:t xml:space="preserve">applyTurn() method updates the heading before the physical turn and with commitMove() method pushes the current position onto the path stack, sets the coordinates in the heading direction and marks the new cell as visited. When backtracking, the commitBacktrack() </w:t>
       </w:r>
       <w:r>
         <w:rPr>
@@ -20810,35 +20662,7 @@
         <w:rPr>
           <w:rFonts w:ascii="Times New Roman" w:hAnsi="Times New Roman" w:cs="Times New Roman"/>
         </w:rPr>
-        <w:t xml:space="preserve">The </w:t>
-      </w:r>
-      <w:proofErr w:type="spellStart"/>
-      <w:r>
-        <w:rPr>
-          <w:rFonts w:ascii="Times New Roman" w:hAnsi="Times New Roman" w:cs="Times New Roman"/>
-        </w:rPr>
-        <w:t>MazeSolverController</w:t>
-      </w:r>
-      <w:proofErr w:type="spellEnd"/>
-      <w:r>
-        <w:rPr>
-          <w:rFonts w:ascii="Times New Roman" w:hAnsi="Times New Roman" w:cs="Times New Roman"/>
-        </w:rPr>
-        <w:t xml:space="preserve"> class implements the Controller interface and executes the DFS algorithm for the robot to traverse the maze. It handles </w:t>
-      </w:r>
-      <w:proofErr w:type="gramStart"/>
-      <w:r>
-        <w:rPr>
-          <w:rFonts w:ascii="Times New Roman" w:hAnsi="Times New Roman" w:cs="Times New Roman"/>
-        </w:rPr>
-        <w:t>the sensors</w:t>
-      </w:r>
-      <w:proofErr w:type="gramEnd"/>
-      <w:r>
-        <w:rPr>
-          <w:rFonts w:ascii="Times New Roman" w:hAnsi="Times New Roman" w:cs="Times New Roman"/>
-        </w:rPr>
-        <w:t xml:space="preserve"> reading, motors turning, headings aligning, centering in corridors and precise driving for distances from cell to cell.   </w:t>
+        <w:t xml:space="preserve">The MazeSolverController class implements the Controller interface and executes the DFS algorithm for the robot to traverse the maze. It handles the sensors reading, motors turning, headings aligning, centering in corridors and precise driving for distances from cell to cell.   </w:t>
       </w:r>
     </w:p>
     <w:p>
@@ -20870,7 +20694,7 @@
                     <pic:cNvPicPr/>
                   </pic:nvPicPr>
                   <pic:blipFill>
-                    <a:blip r:embed="rId41"/>
+                    <a:blip r:embed="rId42"/>
                     <a:stretch>
                       <a:fillRect/>
                     </a:stretch>
@@ -20903,21 +20727,7 @@
         <w:rPr>
           <w:rFonts w:ascii="Times New Roman" w:hAnsi="Times New Roman" w:cs="Times New Roman"/>
         </w:rPr>
-        <w:t xml:space="preserve">The constructor takes the inherited attributes from the super abstract class Controller and adds the specific hardware for the maze: the three ultrasonic sensors, the gyroscope and the motor sensor. It instantiates the </w:t>
-      </w:r>
-      <w:proofErr w:type="spellStart"/>
-      <w:r>
-        <w:rPr>
-          <w:rFonts w:ascii="Times New Roman" w:hAnsi="Times New Roman" w:cs="Times New Roman"/>
-        </w:rPr>
-        <w:t>MazeMap</w:t>
-      </w:r>
-      <w:proofErr w:type="spellEnd"/>
-      <w:r>
-        <w:rPr>
-          <w:rFonts w:ascii="Times New Roman" w:hAnsi="Times New Roman" w:cs="Times New Roman"/>
-        </w:rPr>
-        <w:t xml:space="preserve"> o</w:t>
+        <w:t>The constructor takes the inherited attributes from the super abstract class Controller and adds the specific hardware for the maze: the three ultrasonic sensors, the gyroscope and the motor sensor. It instantiates the MazeMap o</w:t>
       </w:r>
       <w:r>
         <w:rPr>
@@ -20954,7 +20764,7 @@
                     <pic:cNvPicPr/>
                   </pic:nvPicPr>
                   <pic:blipFill>
-                    <a:blip r:embed="rId42"/>
+                    <a:blip r:embed="rId43"/>
                     <a:stretch>
                       <a:fillRect/>
                     </a:stretch>
@@ -20987,29 +20797,7 @@
         <w:rPr>
           <w:rFonts w:ascii="Times New Roman" w:hAnsi="Times New Roman" w:cs="Times New Roman"/>
         </w:rPr>
-        <w:t xml:space="preserve">The </w:t>
-      </w:r>
-      <w:proofErr w:type="spellStart"/>
-      <w:proofErr w:type="gramStart"/>
-      <w:r>
-        <w:rPr>
-          <w:rFonts w:ascii="Times New Roman" w:hAnsi="Times New Roman" w:cs="Times New Roman"/>
-        </w:rPr>
-        <w:t>scanForward</w:t>
-      </w:r>
-      <w:proofErr w:type="spellEnd"/>
-      <w:r>
-        <w:rPr>
-          <w:rFonts w:ascii="Times New Roman" w:hAnsi="Times New Roman" w:cs="Times New Roman"/>
-        </w:rPr>
-        <w:t>(</w:t>
-      </w:r>
-      <w:proofErr w:type="gramEnd"/>
-      <w:r>
-        <w:rPr>
-          <w:rFonts w:ascii="Times New Roman" w:hAnsi="Times New Roman" w:cs="Times New Roman"/>
-        </w:rPr>
-        <w:t>) method reads the distance from the forward ultrasonic sensor. Due to the fact that ultrasonic sensors are susceptible to spike noise caused by the echoed signals bouncing off the angled walls, the method takes three</w:t>
+        <w:t>The scanForward() method reads the distance from the forward ultrasonic sensor. Due to the fact that ultrasonic sensors are susceptible to spike noise caused by the echoed signals bouncing off the angled walls, the method takes three</w:t>
       </w:r>
       <w:r>
         <w:rPr>
@@ -21042,29 +20830,7 @@
         <w:rPr>
           <w:rFonts w:ascii="Times New Roman" w:hAnsi="Times New Roman" w:cs="Times New Roman"/>
         </w:rPr>
-        <w:t xml:space="preserve">The </w:t>
-      </w:r>
-      <w:proofErr w:type="spellStart"/>
-      <w:proofErr w:type="gramStart"/>
-      <w:r>
-        <w:rPr>
-          <w:rFonts w:ascii="Times New Roman" w:hAnsi="Times New Roman" w:cs="Times New Roman"/>
-        </w:rPr>
-        <w:t>scanJunction</w:t>
-      </w:r>
-      <w:proofErr w:type="spellEnd"/>
-      <w:r>
-        <w:rPr>
-          <w:rFonts w:ascii="Times New Roman" w:hAnsi="Times New Roman" w:cs="Times New Roman"/>
-        </w:rPr>
-        <w:t>(</w:t>
-      </w:r>
-      <w:proofErr w:type="gramEnd"/>
-      <w:r>
-        <w:rPr>
-          <w:rFonts w:ascii="Times New Roman" w:hAnsi="Times New Roman" w:cs="Times New Roman"/>
-        </w:rPr>
-        <w:t xml:space="preserve">) method determines which directions are open in the current cell. It receives the values read by the sensors and </w:t>
+        <w:t xml:space="preserve">The scanJunction() method determines which directions are open in the current cell. It receives the values read by the sensors and </w:t>
       </w:r>
       <w:r>
         <w:rPr>
@@ -21076,63 +20842,13 @@
         <w:rPr>
           <w:rFonts w:ascii="Times New Roman" w:hAnsi="Times New Roman" w:cs="Times New Roman"/>
         </w:rPr>
-        <w:t xml:space="preserve"> with the </w:t>
-      </w:r>
-      <w:proofErr w:type="spellStart"/>
-      <w:r>
-        <w:rPr>
-          <w:rFonts w:ascii="Times New Roman" w:hAnsi="Times New Roman" w:cs="Times New Roman"/>
-        </w:rPr>
-        <w:t>openPassage</w:t>
-      </w:r>
-      <w:proofErr w:type="spellEnd"/>
-      <w:r>
-        <w:rPr>
-          <w:rFonts w:ascii="Times New Roman" w:hAnsi="Times New Roman" w:cs="Times New Roman"/>
-        </w:rPr>
-        <w:t xml:space="preserve"> threshold</w:t>
-      </w:r>
-      <w:r>
-        <w:rPr>
-          <w:rFonts w:ascii="Times New Roman" w:hAnsi="Times New Roman" w:cs="Times New Roman"/>
-        </w:rPr>
-        <w:t xml:space="preserve">. Each value that exceeds the threshold is added to the set of open directions. The method returns this set to be passed to the </w:t>
-      </w:r>
-      <w:proofErr w:type="spellStart"/>
-      <w:r>
-        <w:rPr>
-          <w:rFonts w:ascii="Times New Roman" w:hAnsi="Times New Roman" w:cs="Times New Roman"/>
-        </w:rPr>
-        <w:t>MazeMap’s</w:t>
-      </w:r>
-      <w:proofErr w:type="spellEnd"/>
-      <w:r>
-        <w:rPr>
-          <w:rFonts w:ascii="Times New Roman" w:hAnsi="Times New Roman" w:cs="Times New Roman"/>
-        </w:rPr>
-        <w:t xml:space="preserve"> </w:t>
-      </w:r>
-      <w:proofErr w:type="spellStart"/>
-      <w:proofErr w:type="gramStart"/>
-      <w:r>
-        <w:rPr>
-          <w:rFonts w:ascii="Times New Roman" w:hAnsi="Times New Roman" w:cs="Times New Roman"/>
-        </w:rPr>
-        <w:t>planMove</w:t>
-      </w:r>
-      <w:proofErr w:type="spellEnd"/>
-      <w:r>
-        <w:rPr>
-          <w:rFonts w:ascii="Times New Roman" w:hAnsi="Times New Roman" w:cs="Times New Roman"/>
-        </w:rPr>
-        <w:t>(</w:t>
-      </w:r>
-      <w:proofErr w:type="gramEnd"/>
-      <w:r>
-        <w:rPr>
-          <w:rFonts w:ascii="Times New Roman" w:hAnsi="Times New Roman" w:cs="Times New Roman"/>
-        </w:rPr>
-        <w:t>) method for decision making.</w:t>
+        <w:t xml:space="preserve"> with the openPassage threshold</w:t>
+      </w:r>
+      <w:r>
+        <w:rPr>
+          <w:rFonts w:ascii="Times New Roman" w:hAnsi="Times New Roman" w:cs="Times New Roman"/>
+        </w:rPr>
+        <w:t>. Each value that exceeds the threshold is added to the set of open directions. The method returns this set to be passed to the MazeMap’s planMove() method for decision making.</w:t>
       </w:r>
     </w:p>
     <w:p>
@@ -21164,7 +20880,7 @@
                     <pic:cNvPicPr/>
                   </pic:nvPicPr>
                   <pic:blipFill>
-                    <a:blip r:embed="rId43"/>
+                    <a:blip r:embed="rId44"/>
                     <a:stretch>
                       <a:fillRect/>
                     </a:stretch>
@@ -21197,29 +20913,7 @@
         <w:rPr>
           <w:rFonts w:ascii="Times New Roman" w:hAnsi="Times New Roman" w:cs="Times New Roman"/>
         </w:rPr>
-        <w:t xml:space="preserve">The </w:t>
-      </w:r>
-      <w:proofErr w:type="spellStart"/>
-      <w:proofErr w:type="gramStart"/>
-      <w:r>
-        <w:rPr>
-          <w:rFonts w:ascii="Times New Roman" w:hAnsi="Times New Roman" w:cs="Times New Roman"/>
-        </w:rPr>
-        <w:t>alignHeading</w:t>
-      </w:r>
-      <w:proofErr w:type="spellEnd"/>
-      <w:r>
-        <w:rPr>
-          <w:rFonts w:ascii="Times New Roman" w:hAnsi="Times New Roman" w:cs="Times New Roman"/>
-        </w:rPr>
-        <w:t>(</w:t>
-      </w:r>
-      <w:proofErr w:type="gramEnd"/>
-      <w:r>
-        <w:rPr>
-          <w:rFonts w:ascii="Times New Roman" w:hAnsi="Times New Roman" w:cs="Times New Roman"/>
-        </w:rPr>
-        <w:t xml:space="preserve">) method corrects the physical orientation of the robot to match its intended compass heading using the gyroscope. Mechanical errors such as wheel slippage can cause a deviation of the actual heading of the robot from the target, and after many turns, those accumulated errors will drive the robot into a wall. Hence, the need of this method to keep the robot from misaligning with the maze grid. </w:t>
+        <w:t xml:space="preserve">The alignHeading() method corrects the physical orientation of the robot to match its intended compass heading using the gyroscope. Mechanical errors such as wheel slippage can cause a deviation of the actual heading of the robot from the target, and after many turns, those accumulated errors will drive the robot into a wall. Hence, the need of this method to keep the robot from misaligning with the maze grid. </w:t>
       </w:r>
     </w:p>
     <w:p>
@@ -21324,21 +21018,7 @@
         <w:rPr>
           <w:rFonts w:ascii="Times New Roman" w:eastAsiaTheme="minorEastAsia" w:hAnsi="Times New Roman" w:cs="Times New Roman"/>
         </w:rPr>
-        <w:t xml:space="preserve"> interval so that the robot takes the angle doesn’t exceed more than one turn. If this needed correction is more than three degrees, then the robot executes a fixed turn of the computed angle and waits 200 </w:t>
-      </w:r>
-      <w:proofErr w:type="spellStart"/>
-      <w:r>
-        <w:rPr>
-          <w:rFonts w:ascii="Times New Roman" w:eastAsiaTheme="minorEastAsia" w:hAnsi="Times New Roman" w:cs="Times New Roman"/>
-        </w:rPr>
-        <w:t>ms</w:t>
-      </w:r>
-      <w:proofErr w:type="spellEnd"/>
-      <w:r>
-        <w:rPr>
-          <w:rFonts w:ascii="Times New Roman" w:eastAsiaTheme="minorEastAsia" w:hAnsi="Times New Roman" w:cs="Times New Roman"/>
-        </w:rPr>
-        <w:t xml:space="preserve"> for the mechanical system to settle. Otherwise, the alignment is skipped because such small corrections are within the sensor’s noise.</w:t>
+        <w:t xml:space="preserve"> interval so that the robot takes the angle doesn’t exceed more than one turn. If this needed correction is more than three degrees, then the robot executes a fixed turn of the computed angle and waits 200 ms for the mechanical system to settle. Otherwise, the alignment is skipped because such small corrections are within the sensor’s noise.</w:t>
       </w:r>
     </w:p>
     <w:p>
@@ -21369,7 +21049,7 @@
                     <pic:cNvPicPr/>
                   </pic:nvPicPr>
                   <pic:blipFill>
-                    <a:blip r:embed="rId44"/>
+                    <a:blip r:embed="rId45"/>
                     <a:stretch>
                       <a:fillRect/>
                     </a:stretch>
@@ -21402,29 +21082,7 @@
         <w:rPr>
           <w:rFonts w:ascii="Times New Roman" w:hAnsi="Times New Roman" w:cs="Times New Roman"/>
         </w:rPr>
-        <w:t xml:space="preserve">The </w:t>
-      </w:r>
-      <w:proofErr w:type="spellStart"/>
-      <w:proofErr w:type="gramStart"/>
-      <w:r>
-        <w:rPr>
-          <w:rFonts w:ascii="Times New Roman" w:hAnsi="Times New Roman" w:cs="Times New Roman"/>
-        </w:rPr>
-        <w:t>centerInCorridor</w:t>
-      </w:r>
-      <w:proofErr w:type="spellEnd"/>
-      <w:r>
-        <w:rPr>
-          <w:rFonts w:ascii="Times New Roman" w:hAnsi="Times New Roman" w:cs="Times New Roman"/>
-        </w:rPr>
-        <w:t>(</w:t>
-      </w:r>
-      <w:proofErr w:type="gramEnd"/>
-      <w:r>
-        <w:rPr>
-          <w:rFonts w:ascii="Times New Roman" w:hAnsi="Times New Roman" w:cs="Times New Roman"/>
-        </w:rPr>
-        <w:t>) method adjusts the lateral position of the robot within the corridor to prevent it from driving into a side wall, using the difference between the left a</w:t>
+        <w:t>The centerInCorridor() method adjusts the lateral position of the robot within the corridor to prevent it from driving into a side wall, using the difference between the left a</w:t>
       </w:r>
       <w:r>
         <w:rPr>
@@ -21522,7 +21180,7 @@
                     <pic:cNvPicPr/>
                   </pic:nvPicPr>
                   <pic:blipFill>
-                    <a:blip r:embed="rId45"/>
+                    <a:blip r:embed="rId46"/>
                     <a:stretch>
                       <a:fillRect/>
                     </a:stretch>
@@ -21555,29 +21213,7 @@
         <w:rPr>
           <w:rFonts w:ascii="Times New Roman" w:hAnsi="Times New Roman" w:cs="Times New Roman"/>
         </w:rPr>
-        <w:t xml:space="preserve">The </w:t>
-      </w:r>
-      <w:proofErr w:type="spellStart"/>
-      <w:proofErr w:type="gramStart"/>
-      <w:r>
-        <w:rPr>
-          <w:rFonts w:ascii="Times New Roman" w:hAnsi="Times New Roman" w:cs="Times New Roman"/>
-        </w:rPr>
-        <w:t>cellDist</w:t>
-      </w:r>
-      <w:proofErr w:type="spellEnd"/>
-      <w:r>
-        <w:rPr>
-          <w:rFonts w:ascii="Times New Roman" w:hAnsi="Times New Roman" w:cs="Times New Roman"/>
-        </w:rPr>
-        <w:t>(</w:t>
-      </w:r>
-      <w:proofErr w:type="gramEnd"/>
-      <w:r>
-        <w:rPr>
-          <w:rFonts w:ascii="Times New Roman" w:hAnsi="Times New Roman" w:cs="Times New Roman"/>
-        </w:rPr>
-        <w:t xml:space="preserve">) method returns the physical distance the robot must traverse to cross one cell in the given absolute direction. Since the maze cells are rectangular, the distance depends on whether the robot is moving along the North-South axis or the East-West axis. For the North and South directions were used even indices and odd indices were used for the East and West directions. </w:t>
+        <w:t xml:space="preserve">The cellDist() method returns the physical distance the robot must traverse to cross one cell in the given absolute direction. Since the maze cells are rectangular, the distance depends on whether the robot is moving along the North-South axis or the East-West axis. For the North and South directions were used even indices and odd indices were used for the East and West directions. </w:t>
       </w:r>
     </w:p>
     <w:p>
@@ -21592,29 +21228,7 @@
         <w:rPr>
           <w:rFonts w:ascii="Times New Roman" w:hAnsi="Times New Roman" w:cs="Times New Roman"/>
         </w:rPr>
-        <w:t xml:space="preserve">The </w:t>
-      </w:r>
-      <w:proofErr w:type="spellStart"/>
-      <w:proofErr w:type="gramStart"/>
-      <w:r>
-        <w:rPr>
-          <w:rFonts w:ascii="Times New Roman" w:hAnsi="Times New Roman" w:cs="Times New Roman"/>
-        </w:rPr>
-        <w:t>executeTurn</w:t>
-      </w:r>
-      <w:proofErr w:type="spellEnd"/>
-      <w:r>
-        <w:rPr>
-          <w:rFonts w:ascii="Times New Roman" w:hAnsi="Times New Roman" w:cs="Times New Roman"/>
-        </w:rPr>
-        <w:t>(</w:t>
-      </w:r>
-      <w:proofErr w:type="gramEnd"/>
-      <w:r>
-        <w:rPr>
-          <w:rFonts w:ascii="Times New Roman" w:hAnsi="Times New Roman" w:cs="Times New Roman"/>
-        </w:rPr>
-        <w:t xml:space="preserve">) method </w:t>
+        <w:t xml:space="preserve">The executeTurn() method </w:t>
       </w:r>
       <w:r>
         <w:rPr>
@@ -21751,37 +21365,7 @@
         <w:rPr>
           <w:rFonts w:ascii="Times New Roman" w:eastAsiaTheme="minorEastAsia" w:hAnsi="Times New Roman" w:cs="Times New Roman"/>
         </w:rPr>
-        <w:t xml:space="preserve">The third case treats turn-arounds where the method uses the </w:t>
-      </w:r>
-      <w:proofErr w:type="spellStart"/>
-      <w:r>
-        <w:rPr>
-          <w:rFonts w:ascii="Times New Roman" w:eastAsiaTheme="minorEastAsia" w:hAnsi="Times New Roman" w:cs="Times New Roman"/>
-        </w:rPr>
-        <w:t>DriveBase’s</w:t>
-      </w:r>
-      <w:proofErr w:type="spellEnd"/>
-      <w:r>
-        <w:rPr>
-          <w:rFonts w:ascii="Times New Roman" w:eastAsiaTheme="minorEastAsia" w:hAnsi="Times New Roman" w:cs="Times New Roman"/>
-        </w:rPr>
-        <w:t xml:space="preserve"> </w:t>
-      </w:r>
-      <w:proofErr w:type="spellStart"/>
-      <w:proofErr w:type="gramStart"/>
-      <w:r>
-        <w:rPr>
-          <w:rFonts w:ascii="Times New Roman" w:eastAsiaTheme="minorEastAsia" w:hAnsi="Times New Roman" w:cs="Times New Roman"/>
-        </w:rPr>
-        <w:t>robot.turn</w:t>
-      </w:r>
-      <w:proofErr w:type="spellEnd"/>
-      <w:proofErr w:type="gramEnd"/>
-      <w:r>
-        <w:rPr>
-          <w:rFonts w:ascii="Times New Roman" w:eastAsiaTheme="minorEastAsia" w:hAnsi="Times New Roman" w:cs="Times New Roman"/>
-        </w:rPr>
-        <w:t xml:space="preserve">() method which uses the motor encoders rather than the gyro. This is because at a full </w:t>
+        <w:t xml:space="preserve">The third case treats turn-arounds where the method uses the DriveBase’s robot.turn() method which uses the motor encoders rather than the gyro. This is because at a full </w:t>
       </w:r>
       <m:oMath>
         <m:sSup>
@@ -21865,7 +21449,7 @@
                     <pic:cNvPicPr/>
                   </pic:nvPicPr>
                   <pic:blipFill>
-                    <a:blip r:embed="rId46"/>
+                    <a:blip r:embed="rId47"/>
                     <a:stretch>
                       <a:fillRect/>
                     </a:stretch>
@@ -21894,9 +21478,373 @@
           <w:rFonts w:ascii="Times New Roman" w:hAnsi="Times New Roman" w:cs="Times New Roman"/>
         </w:rPr>
       </w:pPr>
+      <w:r>
+        <w:rPr>
+          <w:rFonts w:ascii="Times New Roman" w:hAnsi="Times New Roman" w:cs="Times New Roman"/>
+        </w:rPr>
+        <w:t>The driveCell() method drives the robot from one cell to another using the selected control algorithm: PID, Fuzzy PI or Fuzzy Rule-Based to regulate the speed to drive forward. This is where the same algorithm classes from the lane keeping application are reused, but with the fundamental change in the algorithm’s output: for the lane keeping, the algorithm controls the turn rate to stay centered, while for the maze solver, the algorithm controls the forward speed approach the next wall safely.</w:t>
+      </w:r>
+    </w:p>
+    <w:p>
+      <w:pPr>
+        <w:ind w:firstLine="720"/>
+        <w:jc w:val="both"/>
+        <w:rPr>
+          <w:rFonts w:ascii="Times New Roman" w:hAnsi="Times New Roman" w:cs="Times New Roman"/>
+        </w:rPr>
+      </w:pPr>
+      <w:r>
+        <w:rPr>
+          <w:rFonts w:ascii="Times New Roman" w:hAnsi="Times New Roman" w:cs="Times New Roman"/>
+        </w:rPr>
+        <w:t xml:space="preserve">At each control cycle, the forward ultrasonic sensor is read and if its value is smaller than the obstacleThreshold, </w:t>
+      </w:r>
+      <w:r>
+        <w:rPr>
+          <w:rFonts w:ascii="Times New Roman" w:hAnsi="Times New Roman" w:cs="Times New Roman"/>
+        </w:rPr>
+        <w:t xml:space="preserve">the robot stops. Otherwise, the distance is passed to the algorithm’s compute() method. When the wall is far away, the algorithm produces a high speed, up to the base speed. As the wall gets closer to the target distance, the output speed decreases towards the minimum speed. </w:t>
+      </w:r>
+    </w:p>
+    <w:p>
+      <w:pPr>
+        <w:ind w:firstLine="720"/>
+        <w:jc w:val="both"/>
+        <w:rPr>
+          <w:rFonts w:ascii="Times New Roman" w:hAnsi="Times New Roman" w:cs="Times New Roman"/>
+        </w:rPr>
+      </w:pPr>
+      <w:r>
+        <w:rPr>
+          <w:rFonts w:ascii="Times New Roman" w:hAnsi="Times New Roman" w:cs="Times New Roman"/>
+        </w:rPr>
+        <w:t xml:space="preserve">The distance travelled is tracked </w:t>
+      </w:r>
+      <w:r>
+        <w:rPr>
+          <w:rFonts w:ascii="Times New Roman" w:hAnsi="Times New Roman" w:cs="Times New Roman"/>
+        </w:rPr>
+        <w:t xml:space="preserve">using trapezoidal integration of the velocity: at each loop iteration, the distance increment is computed as the average between the previous and current speed multiplied with the change in time. When the integrated distance reaches the cell dimension, the robot stops and the control returns to the main DFS loop. </w:t>
+      </w:r>
+    </w:p>
+    <w:p>
+      <w:pPr>
+        <w:ind w:firstLine="720"/>
+        <w:jc w:val="both"/>
+        <w:rPr>
+          <w:rFonts w:ascii="Times New Roman" w:hAnsi="Times New Roman" w:cs="Times New Roman"/>
+        </w:rPr>
+      </w:pPr>
+      <w:r>
+        <w:rPr>
+          <w:rFonts w:ascii="Times New Roman" w:hAnsi="Times New Roman" w:cs="Times New Roman"/>
+        </w:rPr>
+        <w:t>The algorithm is reset at the beginning of each cell drive to clear integral accumulator and previous disturbance.</w:t>
+      </w:r>
+    </w:p>
+    <w:p>
+      <w:pPr>
+        <w:ind w:firstLine="720"/>
+        <w:jc w:val="center"/>
+        <w:rPr>
+          <w:rFonts w:ascii="Times New Roman" w:hAnsi="Times New Roman" w:cs="Times New Roman"/>
+        </w:rPr>
+      </w:pPr>
+      <w:r>
+        <w:rPr>
+          <w:rFonts w:ascii="Times New Roman" w:hAnsi="Times New Roman" w:cs="Times New Roman"/>
+        </w:rPr>
+        <w:lastRenderedPageBreak/>
+        <w:drawing>
+          <wp:inline distT="0" distB="0" distL="0" distR="0" wp14:anchorId="1C9D7783" wp14:editId="6312B301">
+            <wp:extent cx="4171950" cy="2520107"/>
+            <wp:effectExtent l="0" t="0" r="0" b="0"/>
+            <wp:docPr id="879265542" name="Picture 1"/>
+            <wp:cNvGraphicFramePr>
+              <a:graphicFrameLocks xmlns:a="http://schemas.openxmlformats.org/drawingml/2006/main" noChangeAspect="1"/>
+            </wp:cNvGraphicFramePr>
+            <a:graphic xmlns:a="http://schemas.openxmlformats.org/drawingml/2006/main">
+              <a:graphicData uri="http://schemas.openxmlformats.org/drawingml/2006/picture">
+                <pic:pic xmlns:pic="http://schemas.openxmlformats.org/drawingml/2006/picture">
+                  <pic:nvPicPr>
+                    <pic:cNvPr id="879265542" name=""/>
+                    <pic:cNvPicPr/>
+                  </pic:nvPicPr>
+                  <pic:blipFill>
+                    <a:blip r:embed="rId48"/>
+                    <a:stretch>
+                      <a:fillRect/>
+                    </a:stretch>
+                  </pic:blipFill>
+                  <pic:spPr>
+                    <a:xfrm>
+                      <a:off x="0" y="0"/>
+                      <a:ext cx="4179462" cy="2524645"/>
+                    </a:xfrm>
+                    <a:prstGeom prst="rect">
+                      <a:avLst/>
+                    </a:prstGeom>
+                  </pic:spPr>
+                </pic:pic>
+              </a:graphicData>
+            </a:graphic>
+          </wp:inline>
+        </w:drawing>
+      </w:r>
+    </w:p>
+    <w:p>
+      <w:pPr>
+        <w:ind w:firstLine="720"/>
+        <w:jc w:val="both"/>
+        <w:rPr>
+          <w:rFonts w:ascii="Times New Roman" w:hAnsi="Times New Roman" w:cs="Times New Roman"/>
+        </w:rPr>
+      </w:pPr>
+      <w:r>
+        <w:rPr>
+          <w:rFonts w:ascii="Times New Roman" w:hAnsi="Times New Roman" w:cs="Times New Roman"/>
+        </w:rPr>
+        <w:t xml:space="preserve">The run() method is the main execution loop </w:t>
+      </w:r>
+      <w:r>
+        <w:rPr>
+          <w:rFonts w:ascii="Times New Roman" w:hAnsi="Times New Roman" w:cs="Times New Roman"/>
+        </w:rPr>
+        <w:t xml:space="preserve">that orchestrates the complete maze exploration. </w:t>
+      </w:r>
+      <w:r>
+        <w:rPr>
+          <w:rFonts w:ascii="Times New Roman" w:hAnsi="Times New Roman" w:cs="Times New Roman"/>
+        </w:rPr>
+        <w:t xml:space="preserve">It combines the </w:t>
+      </w:r>
+      <w:r>
+        <w:rPr>
+          <w:rFonts w:ascii="Times New Roman" w:hAnsi="Times New Roman" w:cs="Times New Roman"/>
+        </w:rPr>
+        <w:t xml:space="preserve">abstract graph traversal of the MazeMap with the physical execution of the controller. The method begins with identifying the algorithm, printing the header with the maze dimensions and threshold values, resetting the sensor motor and gyro to their zero positions and marking the the starting cell as visited. </w:t>
+      </w:r>
+    </w:p>
+    <w:p>
+      <w:pPr>
+        <w:ind w:firstLine="720"/>
+        <w:jc w:val="both"/>
+        <w:rPr>
+          <w:rFonts w:ascii="Times New Roman" w:hAnsi="Times New Roman" w:cs="Times New Roman"/>
+        </w:rPr>
+      </w:pPr>
+      <w:r>
+        <w:rPr>
+          <w:rFonts w:ascii="Times New Roman" w:hAnsi="Times New Roman" w:cs="Times New Roman"/>
+        </w:rPr>
+        <w:t xml:space="preserve">Then the robot scans the current junction to read forward, left and right sensors and returns the set of open directions. The open directions are passed to planMove() to find the highest-priority unvisited direction. If no unvisited direction is available, planBacktrack() is called. </w:t>
+      </w:r>
+      <w:r>
+        <w:rPr>
+          <w:rFonts w:ascii="Times New Roman" w:hAnsi="Times New Roman" w:cs="Times New Roman"/>
+        </w:rPr>
+        <w:t>The execution between forward and backtrack moves differs, but follow the same sequence:</w:t>
+      </w:r>
+    </w:p>
+    <w:p>
+      <w:pPr>
+        <w:pStyle w:val="ListParagraph"/>
+        <w:numPr>
+          <w:ilvl w:val="0"/>
+          <w:numId w:val="1"/>
+        </w:numPr>
+        <w:jc w:val="both"/>
+        <w:rPr>
+          <w:rFonts w:ascii="Times New Roman" w:hAnsi="Times New Roman" w:cs="Times New Roman"/>
+        </w:rPr>
+      </w:pPr>
+      <w:r>
+        <w:rPr>
+          <w:rFonts w:ascii="Times New Roman" w:hAnsi="Times New Roman" w:cs="Times New Roman"/>
+        </w:rPr>
+        <w:t>If a turn is required, the robot reverses by the backupDistance to avoid junction walls.</w:t>
+      </w:r>
+    </w:p>
+    <w:p>
+      <w:pPr>
+        <w:pStyle w:val="ListParagraph"/>
+        <w:numPr>
+          <w:ilvl w:val="0"/>
+          <w:numId w:val="1"/>
+        </w:numPr>
+        <w:jc w:val="both"/>
+        <w:rPr>
+          <w:rFonts w:ascii="Times New Roman" w:hAnsi="Times New Roman" w:cs="Times New Roman"/>
+        </w:rPr>
+      </w:pPr>
+      <w:r>
+        <w:rPr>
+          <w:rFonts w:ascii="Times New Roman" w:hAnsi="Times New Roman" w:cs="Times New Roman"/>
+        </w:rPr>
+        <w:t xml:space="preserve">The robot executes the turn with gyro-guided curves for </w:t>
+      </w:r>
+      <m:oMath>
+        <m:sSup>
+          <m:sSupPr>
+            <m:ctrlPr>
+              <w:rPr>
+                <w:rFonts w:ascii="Cambria Math" w:eastAsiaTheme="minorEastAsia" w:hAnsi="Cambria Math" w:cs="Times New Roman"/>
+                <w:i/>
+              </w:rPr>
+            </m:ctrlPr>
+          </m:sSupPr>
+          <m:e>
+            <m:r>
+              <w:rPr>
+                <w:rFonts w:ascii="Cambria Math" w:eastAsiaTheme="minorEastAsia" w:hAnsi="Cambria Math" w:cs="Times New Roman"/>
+              </w:rPr>
+              <m:t>90</m:t>
+            </m:r>
+          </m:e>
+          <m:sup>
+            <m:r>
+              <w:rPr>
+                <w:rFonts w:ascii="Cambria Math" w:eastAsiaTheme="minorEastAsia" w:hAnsi="Cambria Math" w:cs="Times New Roman"/>
+              </w:rPr>
+              <m:t>o</m:t>
+            </m:r>
+          </m:sup>
+        </m:sSup>
+      </m:oMath>
+      <w:r>
+        <w:rPr>
+          <w:rFonts w:ascii="Times New Roman" w:eastAsiaTheme="minorEastAsia" w:hAnsi="Times New Roman" w:cs="Times New Roman"/>
+        </w:rPr>
+        <w:t xml:space="preserve"> turns.</w:t>
+      </w:r>
+    </w:p>
+    <w:p>
+      <w:pPr>
+        <w:pStyle w:val="ListParagraph"/>
+        <w:numPr>
+          <w:ilvl w:val="0"/>
+          <w:numId w:val="1"/>
+        </w:numPr>
+        <w:jc w:val="both"/>
+        <w:rPr>
+          <w:rFonts w:ascii="Times New Roman" w:hAnsi="Times New Roman" w:cs="Times New Roman"/>
+        </w:rPr>
+      </w:pPr>
+      <w:r>
+        <w:rPr>
+          <w:rFonts w:ascii="Times New Roman" w:eastAsiaTheme="minorEastAsia" w:hAnsi="Times New Roman" w:cs="Times New Roman"/>
+        </w:rPr>
+        <w:t>The maze map heading is updated.</w:t>
+      </w:r>
+    </w:p>
+    <w:p>
+      <w:pPr>
+        <w:pStyle w:val="ListParagraph"/>
+        <w:numPr>
+          <w:ilvl w:val="0"/>
+          <w:numId w:val="1"/>
+        </w:numPr>
+        <w:jc w:val="both"/>
+        <w:rPr>
+          <w:rFonts w:ascii="Times New Roman" w:hAnsi="Times New Roman" w:cs="Times New Roman"/>
+        </w:rPr>
+      </w:pPr>
+      <w:r>
+        <w:rPr>
+          <w:rFonts w:ascii="Times New Roman" w:eastAsiaTheme="minorEastAsia" w:hAnsi="Times New Roman" w:cs="Times New Roman"/>
+        </w:rPr>
+        <w:t>The robot aligns its physical heading to the gyro target.</w:t>
+      </w:r>
+    </w:p>
+    <w:p>
+      <w:pPr>
+        <w:pStyle w:val="ListParagraph"/>
+        <w:numPr>
+          <w:ilvl w:val="0"/>
+          <w:numId w:val="1"/>
+        </w:numPr>
+        <w:jc w:val="both"/>
+        <w:rPr>
+          <w:rFonts w:ascii="Times New Roman" w:hAnsi="Times New Roman" w:cs="Times New Roman"/>
+        </w:rPr>
+      </w:pPr>
+      <w:r>
+        <w:rPr>
+          <w:rFonts w:ascii="Times New Roman" w:eastAsiaTheme="minorEastAsia" w:hAnsi="Times New Roman" w:cs="Times New Roman"/>
+        </w:rPr>
+        <w:t>The robot centers itself in the corridor.</w:t>
+      </w:r>
+    </w:p>
+    <w:p>
+      <w:pPr>
+        <w:pStyle w:val="ListParagraph"/>
+        <w:numPr>
+          <w:ilvl w:val="0"/>
+          <w:numId w:val="1"/>
+        </w:numPr>
+        <w:jc w:val="both"/>
+        <w:rPr>
+          <w:rFonts w:ascii="Times New Roman" w:hAnsi="Times New Roman" w:cs="Times New Roman"/>
+        </w:rPr>
+      </w:pPr>
+      <w:r>
+        <w:rPr>
+          <w:rFonts w:ascii="Times New Roman" w:eastAsiaTheme="minorEastAsia" w:hAnsi="Times New Roman" w:cs="Times New Roman"/>
+        </w:rPr>
+        <w:t>The robot drives one cell with speed regulated by algorithm.</w:t>
+      </w:r>
+    </w:p>
+    <w:p>
+      <w:pPr>
+        <w:pStyle w:val="ListParagraph"/>
+        <w:numPr>
+          <w:ilvl w:val="0"/>
+          <w:numId w:val="1"/>
+        </w:numPr>
+        <w:jc w:val="both"/>
+        <w:rPr>
+          <w:rFonts w:ascii="Times New Roman" w:hAnsi="Times New Roman" w:cs="Times New Roman"/>
+        </w:rPr>
+      </w:pPr>
+      <w:r>
+        <w:rPr>
+          <w:rFonts w:ascii="Times New Roman" w:hAnsi="Times New Roman" w:cs="Times New Roman"/>
+        </w:rPr>
+        <w:t>The maze map coordinates are updated.</w:t>
+      </w:r>
+    </w:p>
+    <w:p>
+      <w:pPr>
+        <w:ind w:firstLine="720"/>
+        <w:jc w:val="both"/>
+        <w:rPr>
+          <w:rFonts w:ascii="Times New Roman" w:hAnsi="Times New Roman" w:cs="Times New Roman"/>
+        </w:rPr>
+      </w:pPr>
+      <w:r>
+        <w:rPr>
+          <w:rFonts w:ascii="Times New Roman" w:hAnsi="Times New Roman" w:cs="Times New Roman"/>
+        </w:rPr>
+        <w:t xml:space="preserve">The loop continues until there is nowhere to backtrack and the entire maze has been explored. At that point the robot stops and beeps to signal completion. The current cell coordinates are streamed to the PC at each step for visualization of the exploration stages. The loop is wrapped in a try-except block to interrupt from keyboard </w:t>
+      </w:r>
+      <w:r>
+        <w:rPr>
+          <w:rFonts w:ascii="Times New Roman" w:hAnsi="Times New Roman" w:cs="Times New Roman"/>
+        </w:rPr>
+        <w:t>to stop the robot and close the WiFi stream.</w:t>
+      </w:r>
+    </w:p>
+    <w:p>
+      <w:pPr>
+        <w:ind w:firstLine="720"/>
+        <w:jc w:val="both"/>
+        <w:rPr>
+          <w:rFonts w:ascii="Times New Roman" w:hAnsi="Times New Roman" w:cs="Times New Roman"/>
+        </w:rPr>
+      </w:pPr>
     </w:p>
     <w:sectPr>
-      <w:footerReference w:type="default" r:id="rId47"/>
+      <w:footerReference w:type="default" r:id="rId49"/>
       <w:pgSz w:w="12240" w:h="15840"/>
       <w:pgMar w:top="1440" w:right="1440" w:bottom="1440" w:left="1440" w:header="720" w:footer="720" w:gutter="0"/>
       <w:cols w:space="720"/>
@@ -22007,6 +21955,103 @@
     </w:p>
   </w:footnote>
 </w:footnotes>
+</file>
+
+<file path=word/numbering.xml><?xml version="1.0" encoding="utf-8"?>
+<w:numbering xmlns:wpc="http://schemas.microsoft.com/office/word/2010/wordprocessingCanvas" xmlns:cx="http://schemas.microsoft.com/office/drawing/2014/chartex" xmlns:cx1="http://schemas.microsoft.com/office/drawing/2015/9/8/chartex" xmlns:cx2="http://schemas.microsoft.com/office/drawing/2015/10/21/chartex" xmlns:cx3="http://schemas.microsoft.com/office/drawing/2016/5/9/chartex" xmlns:cx4="http://schemas.microsoft.com/office/drawing/2016/5/10/chartex" xmlns:cx5="http://schemas.microsoft.com/office/drawing/2016/5/11/chartex" xmlns:cx6="http://schemas.microsoft.com/office/drawing/2016/5/12/chartex" xmlns:cx7="http://schemas.microsoft.com/office/drawing/2016/5/13/chartex" xmlns:cx8="http://schemas.microsoft.com/office/drawing/2016/5/14/chartex" xmlns:mc="http://schemas.openxmlformats.org/markup-compatibility/2006" xmlns:aink="http://schemas.microsoft.com/office/drawing/2016/ink" xmlns:am3d="http://schemas.microsoft.com/office/drawing/2017/model3d" xmlns:o="urn:schemas-microsoft-com:office:office" xmlns:oel="http://schemas.microsoft.com/office/2019/extlst" xmlns:r="http://schemas.openxmlformats.org/officeDocument/2006/relationships" xmlns:m="http://schemas.openxmlformats.org/officeDocument/2006/math" xmlns:v="urn:schemas-microsoft-com:vml" xmlns:wp14="http://schemas.microsoft.com/office/word/2010/wordprocessingDrawing" xmlns:wp="http://schemas.openxmlformats.org/drawingml/2006/wordprocessingDrawing" xmlns:w10="urn:schemas-microsoft-com:office:word" xmlns:w="http://schemas.openxmlformats.org/wordprocessingml/2006/main" xmlns:w14="http://schemas.microsoft.com/office/word/2010/wordml" xmlns:w15="http://schemas.microsoft.com/office/word/2012/wordml" xmlns:w16cex="http://schemas.microsoft.com/office/word/2018/wordml/cex" xmlns:w16cid="http://schemas.microsoft.com/office/word/2016/wordml/cid" xmlns:w16="http://schemas.microsoft.com/office/word/2018/wordml" xmlns:w16du="http://schemas.microsoft.com/office/word/2023/wordml/word16du" xmlns:w16sdtdh="http://schemas.microsoft.com/office/word/2020/wordml/sdtdatahash" xmlns:w16sdtfl="http://schemas.microsoft.com/office/word/2024/wordml/sdtformatlock" xmlns:w16se="http://schemas.microsoft.com/office/word/2015/wordml/symex" xmlns:wpg="http://schemas.microsoft.com/office/word/2010/wordprocessingGroup" xmlns:wpi="http://schemas.microsoft.com/office/word/2010/wordprocessingInk" xmlns:wne="http://schemas.microsoft.com/office/word/2006/wordml" xmlns:wps="http://schemas.microsoft.com/office/word/2010/wordprocessingShape" mc:Ignorable="w14 w15 w16se w16cid w16 w16cex w16sdtdh w16sdtfl w16du wp14">
+  <w:abstractNum w:abstractNumId="0" w15:restartNumberingAfterBreak="0">
+    <w:nsid w:val="4C731B3C"/>
+    <w:multiLevelType w:val="hybridMultilevel"/>
+    <w:tmpl w:val="A7D4F1BC"/>
+    <w:lvl w:ilvl="0" w:tplc="62ACBD10">
+      <w:start w:val="1"/>
+      <w:numFmt w:val="lowerLetter"/>
+      <w:lvlText w:val="%1)"/>
+      <w:lvlJc w:val="left"/>
+      <w:pPr>
+        <w:ind w:left="1080" w:hanging="360"/>
+      </w:pPr>
+      <w:rPr>
+        <w:rFonts w:hint="default"/>
+      </w:rPr>
+    </w:lvl>
+    <w:lvl w:ilvl="1" w:tplc="04090019" w:tentative="1">
+      <w:start w:val="1"/>
+      <w:numFmt w:val="lowerLetter"/>
+      <w:lvlText w:val="%2."/>
+      <w:lvlJc w:val="left"/>
+      <w:pPr>
+        <w:ind w:left="1800" w:hanging="360"/>
+      </w:pPr>
+    </w:lvl>
+    <w:lvl w:ilvl="2" w:tplc="0409001B" w:tentative="1">
+      <w:start w:val="1"/>
+      <w:numFmt w:val="lowerRoman"/>
+      <w:lvlText w:val="%3."/>
+      <w:lvlJc w:val="right"/>
+      <w:pPr>
+        <w:ind w:left="2520" w:hanging="180"/>
+      </w:pPr>
+    </w:lvl>
+    <w:lvl w:ilvl="3" w:tplc="0409000F" w:tentative="1">
+      <w:start w:val="1"/>
+      <w:numFmt w:val="decimal"/>
+      <w:lvlText w:val="%4."/>
+      <w:lvlJc w:val="left"/>
+      <w:pPr>
+        <w:ind w:left="3240" w:hanging="360"/>
+      </w:pPr>
+    </w:lvl>
+    <w:lvl w:ilvl="4" w:tplc="04090019" w:tentative="1">
+      <w:start w:val="1"/>
+      <w:numFmt w:val="lowerLetter"/>
+      <w:lvlText w:val="%5."/>
+      <w:lvlJc w:val="left"/>
+      <w:pPr>
+        <w:ind w:left="3960" w:hanging="360"/>
+      </w:pPr>
+    </w:lvl>
+    <w:lvl w:ilvl="5" w:tplc="0409001B" w:tentative="1">
+      <w:start w:val="1"/>
+      <w:numFmt w:val="lowerRoman"/>
+      <w:lvlText w:val="%6."/>
+      <w:lvlJc w:val="right"/>
+      <w:pPr>
+        <w:ind w:left="4680" w:hanging="180"/>
+      </w:pPr>
+    </w:lvl>
+    <w:lvl w:ilvl="6" w:tplc="0409000F" w:tentative="1">
+      <w:start w:val="1"/>
+      <w:numFmt w:val="decimal"/>
+      <w:lvlText w:val="%7."/>
+      <w:lvlJc w:val="left"/>
+      <w:pPr>
+        <w:ind w:left="5400" w:hanging="360"/>
+      </w:pPr>
+    </w:lvl>
+    <w:lvl w:ilvl="7" w:tplc="04090019" w:tentative="1">
+      <w:start w:val="1"/>
+      <w:numFmt w:val="lowerLetter"/>
+      <w:lvlText w:val="%8."/>
+      <w:lvlJc w:val="left"/>
+      <w:pPr>
+        <w:ind w:left="6120" w:hanging="360"/>
+      </w:pPr>
+    </w:lvl>
+    <w:lvl w:ilvl="8" w:tplc="0409001B" w:tentative="1">
+      <w:start w:val="1"/>
+      <w:numFmt w:val="lowerRoman"/>
+      <w:lvlText w:val="%9."/>
+      <w:lvlJc w:val="right"/>
+      <w:pPr>
+        <w:ind w:left="6840" w:hanging="180"/>
+      </w:pPr>
+    </w:lvl>
+  </w:abstractNum>
+  <w:num w:numId="1" w16cid:durableId="2081363282">
+    <w:abstractNumId w:val="0"/>
+  </w:num>
+</w:numbering>
 </file>
 
 <file path=word/styles.xml><?xml version="1.0" encoding="utf-8"?>
